--- a/download/lab-fasl1-p11-dama-answer.docx
+++ b/download/lab-fasl1-p11-dama-answer.docx
@@ -116,7 +116,7 @@
           <w:szCs w:val="26"/>
           <w:bCs w:val="1"/>
         </w:rPr>
-        <w:t>موضوع آزمایش: آزمایش صفحهٔ ۱۱: آیا دما بر میزان حل شدن مواد تأثیر دارد؟</w:t>
+        <w:t>آیا دما بر میزان حل شدن مواد تأثیر دارد؟</w:t>
       </w:r>
     </w:p>
     <w:tbl>
